--- a/ML_System_Design/ML_SD_M04_Data_Engineering.docx
+++ b/ML_System_Design/ML_SD_M04_Data_Engineering.docx
@@ -1002,7 +1002,7 @@
       <w:r>
         <w:drawing>
           <wp:inline>
-            <wp:extent cx="5334000" cy="2455752"/>
+            <wp:extent cx="5727700" cy="2637010"/>
             <wp:effectExtent b="0" l="0" r="0" t="0"/>
             <wp:docPr descr="Top: batch ingestion loads big chunks on a schedule into a warehouse or lake. Bottom: streaming ingestion pushes each event through a message bus like Kafka to live consumers." title="" id="11" name="Picture"/>
             <a:graphic>
@@ -1023,7 +1023,7 @@
                   <pic:spPr bwMode="auto">
                     <a:xfrm>
                       <a:off x="0" y="0"/>
-                      <a:ext cx="5334000" cy="2455752"/>
+                      <a:ext cx="5727700" cy="2637010"/>
                     </a:xfrm>
                     <a:prstGeom prst="rect">
                       <a:avLst/>
@@ -1885,7 +1885,7 @@
       <w:r>
         <w:drawing>
           <wp:inline>
-            <wp:extent cx="5334000" cy="2750170"/>
+            <wp:extent cx="5727700" cy="2953159"/>
             <wp:effectExtent b="0" l="0" r="0" t="0"/>
             <wp:docPr descr="A pipeline drawn as a DAG: Extract feeds Clean/Validate, which fans out to Build Features and Aggregate, which both feed Load/Train; an orchestrator like Airflow or Kubeflow schedules, retries, and monitors the whole graph." title="" id="21" name="Picture"/>
             <a:graphic>
@@ -1906,7 +1906,7 @@
                   <pic:spPr bwMode="auto">
                     <a:xfrm>
                       <a:off x="0" y="0"/>
-                      <a:ext cx="5334000" cy="2750170"/>
+                      <a:ext cx="5727700" cy="2953159"/>
                     </a:xfrm>
                     <a:prstGeom prst="rect">
                       <a:avLst/>
@@ -2818,7 +2818,7 @@
       <w:r>
         <w:drawing>
           <wp:inline>
-            <wp:extent cx="5334000" cy="2750170"/>
+            <wp:extent cx="5727700" cy="2953159"/>
             <wp:effectExtent b="0" l="0" r="0" t="0"/>
             <wp:docPr descr="Three columns: Data Lake stores raw any-format data cheaply with schema-on-read; Warehouse stores structured schema-on-write data for fast SQL; Lakehouse combines cheap lake storage with ACID and schema for reliable tables." title="" id="31" name="Picture"/>
             <a:graphic>
@@ -2839,7 +2839,7 @@
                   <pic:spPr bwMode="auto">
                     <a:xfrm>
                       <a:off x="0" y="0"/>
-                      <a:ext cx="5334000" cy="2750170"/>
+                      <a:ext cx="5727700" cy="2953159"/>
                     </a:xfrm>
                     <a:prstGeom prst="rect">
                       <a:avLst/>
@@ -3530,7 +3530,7 @@
       <w:r>
         <w:drawing>
           <wp:inline>
-            <wp:extent cx="5334000" cy="2526095"/>
+            <wp:extent cx="5727700" cy="2712545"/>
             <wp:effectExtent b="0" l="0" r="0" t="0"/>
             <wp:docPr descr="Four labeling approaches: human labeling (accurate but slow and costly), weak supervision via Snorkel (combine noisy rules), active learning (label only the hard cases), and programmatic/heuristic label functions; plus semi-supervised learning with few labels and many unlabeled examples." title="" id="39" name="Picture"/>
             <a:graphic>
@@ -3551,7 +3551,7 @@
                   <pic:spPr bwMode="auto">
                     <a:xfrm>
                       <a:off x="0" y="0"/>
-                      <a:ext cx="5334000" cy="2526095"/>
+                      <a:ext cx="5727700" cy="2712545"/>
                     </a:xfrm>
                     <a:prstGeom prst="rect">
                       <a:avLst/>
@@ -4317,7 +4317,7 @@
       <w:r>
         <w:drawing>
           <wp:inline>
-            <wp:extent cx="5334000" cy="2750170"/>
+            <wp:extent cx="5727700" cy="2953159"/>
             <wp:effectExtent b="0" l="0" r="0" t="0"/>
             <wp:docPr descr="Incoming data passes through a validation step (Great Expectations or TFDV); if it passes, it proceeds to training; if it fails, the pipeline alerts and stops. Checks include schema, types, ranges, nulls, distribution drift, and uniqueness." title="" id="47" name="Picture"/>
             <a:graphic>
@@ -4338,7 +4338,7 @@
                   <pic:spPr bwMode="auto">
                     <a:xfrm>
                       <a:off x="0" y="0"/>
-                      <a:ext cx="5334000" cy="2750170"/>
+                      <a:ext cx="5727700" cy="2953159"/>
                     </a:xfrm>
                     <a:prstGeom prst="rect">
                       <a:avLst/>
@@ -4866,7 +4866,7 @@
       <w:r>
         <w:drawing>
           <wp:inline>
-            <wp:extent cx="5334000" cy="2721876"/>
+            <wp:extent cx="5727700" cy="2922776"/>
             <wp:effectExtent b="0" l="0" r="0" t="0"/>
             <wp:docPr descr="Class imbalance: a majority class fills 99% and the minority just 1%, so a model can score 99% accuracy by always predicting the majority; fixes are resampling, class weights in the loss, and negative sampling for retrieval." title="" id="57" name="Picture"/>
             <a:graphic>
@@ -4887,7 +4887,7 @@
                   <pic:spPr bwMode="auto">
                     <a:xfrm>
                       <a:off x="0" y="0"/>
-                      <a:ext cx="5334000" cy="2721876"/>
+                      <a:ext cx="5727700" cy="2922776"/>
                     </a:xfrm>
                     <a:prstGeom prst="rect">
                       <a:avLst/>
@@ -5570,7 +5570,7 @@
       <w:r>
         <w:drawing>
           <wp:inline>
-            <wp:extent cx="5334000" cy="2750170"/>
+            <wp:extent cx="5727700" cy="2953159"/>
             <wp:effectExtent b="0" l="0" r="0" t="0"/>
             <wp:docPr descr="Data versioning: dataset v1 → v2 → v3, each commit tracked; tools like DVC, lakeFS, and Delta time-travel pin data, code, and model together so any past model can be reproduced." title="" id="66" name="Picture"/>
             <a:graphic>
@@ -5591,7 +5591,7 @@
                   <pic:spPr bwMode="auto">
                     <a:xfrm>
                       <a:off x="0" y="0"/>
-                      <a:ext cx="5334000" cy="2750170"/>
+                      <a:ext cx="5727700" cy="2953159"/>
                     </a:xfrm>
                     <a:prstGeom prst="rect">
                       <a:avLst/>
@@ -6064,7 +6064,7 @@
       <w:r>
         <w:drawing>
           <wp:inline>
-            <wp:extent cx="5334000" cy="2750170"/>
+            <wp:extent cx="5727700" cy="2953159"/>
             <wp:effectExtent b="0" l="0" r="0" t="0"/>
             <wp:docPr descr="Raw data containing PII (name, PAN) is protected by masking, hashing, or anonymization before it becomes safe to train on or share; core principles are minimize, consent, purpose-limit, right-to-be-forgotten, access control, and audit; this has SEBI/RBI/GDPR/DPDP exam value." title="" id="75" name="Picture"/>
             <a:graphic>
@@ -6085,7 +6085,7 @@
                   <pic:spPr bwMode="auto">
                     <a:xfrm>
                       <a:off x="0" y="0"/>
-                      <a:ext cx="5334000" cy="2750170"/>
+                      <a:ext cx="5727700" cy="2953159"/>
                     </a:xfrm>
                     <a:prstGeom prst="rect">
                       <a:avLst/>
@@ -9580,6 +9580,8 @@
       <w:footnotePr>
         <w:numRestart w:val="eachSect"/>
       </w:footnotePr>
+      <w:pgSz w:h="16838" w:w="11906"/>
+      <w:pgMar w:bottom="1440" w:footer="720" w:gutter="0" w:header="720" w:left="1440" w:right="1440" w:top="1440"/>
     </w:sectPr>
   </w:body>
 </w:document>
